--- a/Docs/orientacao.docx
+++ b/Docs/orientacao.docx
@@ -183,6 +183,7 @@
     <w:p>
       <w:pPr>
         <w:rPr>
+          <w:u w:val="single"/>
           <w:lang w:val="pt-PT"/>
         </w:rPr>
       </w:pPr>
@@ -427,6 +428,153 @@
         </w:rPr>
         <w:t>(github): app web por exemplo VS da microsoft</w:t>
       </w:r>
+    </w:p>
+    <w:p>
+      <w:pPr>
+        <w:rPr>
+          <w:lang w:val="pt-PT"/>
+        </w:rPr>
+      </w:pPr>
+    </w:p>
+    <w:p>
+      <w:pPr>
+        <w:rPr>
+          <w:lang w:val="pt-PT"/>
+        </w:rPr>
+      </w:pPr>
+    </w:p>
+    <w:p>
+      <w:pPr>
+        <w:rPr>
+          <w:lang w:val="pt-PT"/>
+        </w:rPr>
+      </w:pPr>
+    </w:p>
+    <w:p>
+      <w:pPr>
+        <w:rPr>
+          <w:lang w:val="pt-PT"/>
+        </w:rPr>
+      </w:pPr>
+    </w:p>
+    <w:p>
+      <w:pPr>
+        <w:rPr>
+          <w:lang w:val="pt-PT"/>
+        </w:rPr>
+      </w:pPr>
+    </w:p>
+    <w:p>
+      <w:pPr>
+        <w:rPr>
+          <w:lang w:val="pt-PT"/>
+        </w:rPr>
+      </w:pPr>
+    </w:p>
+    <w:p>
+      <w:pPr>
+        <w:rPr>
+          <w:lang w:val="pt-PT"/>
+        </w:rPr>
+      </w:pPr>
+    </w:p>
+    <w:p>
+      <w:pPr>
+        <w:rPr>
+          <w:lang w:val="pt-PT"/>
+        </w:rPr>
+      </w:pPr>
+    </w:p>
+    <w:p>
+      <w:pPr>
+        <w:rPr>
+          <w:lang w:val="pt-PT"/>
+        </w:rPr>
+      </w:pPr>
+    </w:p>
+    <w:p>
+      <w:pPr>
+        <w:rPr>
+          <w:lang w:val="pt-PT"/>
+        </w:rPr>
+      </w:pPr>
+    </w:p>
+    <w:p>
+      <w:pPr>
+        <w:rPr>
+          <w:lang w:val="pt-PT"/>
+        </w:rPr>
+      </w:pPr>
+    </w:p>
+    <w:p>
+      <w:pPr>
+        <w:rPr>
+          <w:lang w:val="pt-PT"/>
+        </w:rPr>
+      </w:pPr>
+    </w:p>
+    <w:p>
+      <w:pPr>
+        <w:rPr>
+          <w:lang w:val="pt-PT"/>
+        </w:rPr>
+      </w:pPr>
+    </w:p>
+    <w:p>
+      <w:pPr>
+        <w:rPr>
+          <w:lang w:val="pt-PT"/>
+        </w:rPr>
+      </w:pPr>
+    </w:p>
+    <w:p>
+      <w:pPr>
+        <w:rPr>
+          <w:lang w:val="pt-PT"/>
+        </w:rPr>
+      </w:pPr>
+    </w:p>
+    <w:p>
+      <w:pPr>
+        <w:rPr>
+          <w:lang w:val="pt-PT"/>
+        </w:rPr>
+      </w:pPr>
+    </w:p>
+    <w:p>
+      <w:pPr>
+        <w:rPr>
+          <w:lang w:val="pt-PT"/>
+        </w:rPr>
+      </w:pPr>
+    </w:p>
+    <w:p>
+      <w:pPr>
+        <w:rPr>
+          <w:lang w:val="pt-PT"/>
+        </w:rPr>
+      </w:pPr>
+    </w:p>
+    <w:p>
+      <w:pPr>
+        <w:rPr>
+          <w:lang w:val="pt-PT"/>
+        </w:rPr>
+      </w:pPr>
+    </w:p>
+    <w:p>
+      <w:pPr>
+        <w:rPr>
+          <w:lang w:val="pt-PT"/>
+        </w:rPr>
+      </w:pPr>
+    </w:p>
+    <w:p>
+      <w:pPr>
+        <w:rPr>
+          <w:lang w:val="pt-PT"/>
+        </w:rPr>
+      </w:pPr>
     </w:p>
     <w:sectPr>
       <w:pgSz w:w="12240" w:h="15840"/>

--- a/Docs/orientacao.docx
+++ b/Docs/orientacao.docx
@@ -143,6 +143,20 @@
         </w:rPr>
         <w:t>Visual studio</w:t>
       </w:r>
+      <w:r>
+        <w:rPr>
+          <w:b/>
+          <w:bCs/>
+          <w:lang w:val="pt-PT"/>
+        </w:rPr>
+        <w:t xml:space="preserve"> </w:t>
+      </w:r>
+      <w:r>
+        <w:rPr>
+          <w:lang w:val="pt-PT"/>
+        </w:rPr>
+        <w:t>(vs)</w:t>
+      </w:r>
     </w:p>
     <w:p>
       <w:pPr>
@@ -182,6 +196,34 @@
     </w:p>
     <w:p>
       <w:pPr>
+        <w:pStyle w:val="PargrafodaLista"/>
+        <w:numPr>
+          <w:ilvl w:val="0"/>
+          <w:numId w:val="2"/>
+        </w:numPr>
+        <w:rPr>
+          <w:b/>
+          <w:bCs/>
+          <w:lang w:val="pt-PT"/>
+        </w:rPr>
+      </w:pPr>
+      <w:r>
+        <w:rPr>
+          <w:b/>
+          <w:bCs/>
+          <w:lang w:val="pt-PT"/>
+        </w:rPr>
+        <w:t xml:space="preserve">Code runner </w:t>
+      </w:r>
+      <w:r>
+        <w:rPr>
+          <w:lang w:val="pt-PT"/>
+        </w:rPr>
+        <w:t>(instalar no vs)</w:t>
+      </w:r>
+    </w:p>
+    <w:p>
+      <w:pPr>
         <w:rPr>
           <w:u w:val="single"/>
           <w:lang w:val="pt-PT"/>
@@ -189,6 +231,7 @@
       </w:pPr>
       <w:r>
         <w:rPr>
+          <w:noProof/>
           <w:lang w:val="pt-PT"/>
         </w:rPr>
         <w:drawing>

--- a/Docs/orientacao.docx
+++ b/Docs/orientacao.docx
@@ -220,6 +220,34 @@
           <w:lang w:val="pt-PT"/>
         </w:rPr>
         <w:t>(instalar no vs)</w:t>
+      </w:r>
+    </w:p>
+    <w:p>
+      <w:pPr>
+        <w:pStyle w:val="PargrafodaLista"/>
+        <w:numPr>
+          <w:ilvl w:val="0"/>
+          <w:numId w:val="2"/>
+        </w:numPr>
+        <w:rPr>
+          <w:b/>
+          <w:bCs/>
+          <w:lang w:val="pt-PT"/>
+        </w:rPr>
+      </w:pPr>
+      <w:r>
+        <w:rPr>
+          <w:b/>
+          <w:bCs/>
+          <w:lang w:val="pt-PT"/>
+        </w:rPr>
+        <w:t xml:space="preserve">Watch in chrome </w:t>
+      </w:r>
+      <w:r>
+        <w:rPr>
+          <w:lang w:val="pt-PT"/>
+        </w:rPr>
+        <w:t>(ao usar DOM no javascript)</w:t>
       </w:r>
     </w:p>
     <w:p>

--- a/Docs/orientacao.docx
+++ b/Docs/orientacao.docx
@@ -235,20 +235,6 @@
           <w:lang w:val="pt-PT"/>
         </w:rPr>
       </w:pPr>
-      <w:r>
-        <w:rPr>
-          <w:b/>
-          <w:bCs/>
-          <w:lang w:val="pt-PT"/>
-        </w:rPr>
-        <w:t xml:space="preserve">Watch in chrome </w:t>
-      </w:r>
-      <w:r>
-        <w:rPr>
-          <w:lang w:val="pt-PT"/>
-        </w:rPr>
-        <w:t>(ao usar DOM no javascript)</w:t>
-      </w:r>
     </w:p>
     <w:p>
       <w:pPr>

--- a/Docs/orientacao.docx
+++ b/Docs/orientacao.docx
@@ -149,13 +149,33 @@
           <w:bCs/>
           <w:lang w:val="pt-PT"/>
         </w:rPr>
+        <w:t xml:space="preserve"> Code</w:t>
+      </w:r>
+      <w:r>
+        <w:rPr>
+          <w:b/>
+          <w:bCs/>
+          <w:lang w:val="pt-PT"/>
+        </w:rPr>
         <w:t xml:space="preserve"> </w:t>
       </w:r>
       <w:r>
         <w:rPr>
           <w:lang w:val="pt-PT"/>
         </w:rPr>
-        <w:t>(vs)</w:t>
+        <w:t>(vs</w:t>
+      </w:r>
+      <w:r>
+        <w:rPr>
+          <w:lang w:val="pt-PT"/>
+        </w:rPr>
+        <w:t>Code</w:t>
+      </w:r>
+      <w:r>
+        <w:rPr>
+          <w:lang w:val="pt-PT"/>
+        </w:rPr>
+        <w:t>)</w:t>
       </w:r>
     </w:p>
     <w:p>
@@ -196,11 +216,38 @@
     </w:p>
     <w:p>
       <w:pPr>
+        <w:rPr>
+          <w:b/>
+          <w:bCs/>
+          <w:lang w:val="pt-PT"/>
+        </w:rPr>
+      </w:pPr>
+    </w:p>
+    <w:p>
+      <w:pPr>
+        <w:rPr>
+          <w:b/>
+          <w:bCs/>
+          <w:lang w:val="pt-PT"/>
+        </w:rPr>
+      </w:pPr>
+      <w:r>
+        <w:rPr>
+          <w:b/>
+          <w:bCs/>
+          <w:lang w:val="pt-PT"/>
+        </w:rPr>
+        <w:t>Extensões vsCode recomendavel</w:t>
+      </w:r>
+    </w:p>
+    <w:p>
+      <w:pPr>
         <w:pStyle w:val="PargrafodaLista"/>
         <w:numPr>
           <w:ilvl w:val="0"/>
-          <w:numId w:val="2"/>
+          <w:numId w:val="3"/>
         </w:numPr>
+        <w:ind w:left="1276"/>
         <w:rPr>
           <w:b/>
           <w:bCs/>
@@ -227,14 +274,23 @@
         <w:pStyle w:val="PargrafodaLista"/>
         <w:numPr>
           <w:ilvl w:val="0"/>
-          <w:numId w:val="2"/>
+          <w:numId w:val="3"/>
         </w:numPr>
-        <w:rPr>
-          <w:b/>
-          <w:bCs/>
-          <w:lang w:val="pt-PT"/>
-        </w:rPr>
-      </w:pPr>
+        <w:ind w:left="1276"/>
+        <w:rPr>
+          <w:b/>
+          <w:bCs/>
+          <w:lang w:val="pt-PT"/>
+        </w:rPr>
+      </w:pPr>
+      <w:r>
+        <w:rPr>
+          <w:b/>
+          <w:bCs/>
+          <w:lang w:val="pt-PT"/>
+        </w:rPr>
+        <w:t>Node exec</w:t>
+      </w:r>
     </w:p>
     <w:p>
       <w:pPr>
@@ -844,11 +900,100 @@
       </w:rPr>
     </w:lvl>
   </w:abstractNum>
+  <w:abstractNum w:abstractNumId="2" w15:restartNumberingAfterBreak="0">
+    <w:nsid w:val="48D84EB2"/>
+    <w:multiLevelType w:val="hybridMultilevel"/>
+    <w:tmpl w:val="D320FD58"/>
+    <w:lvl w:ilvl="0" w:tplc="FFFFFFFF">
+      <w:start w:val="1"/>
+      <w:numFmt w:val="decimal"/>
+      <w:lvlText w:val="%1."/>
+      <w:lvlJc w:val="left"/>
+      <w:pPr>
+        <w:ind w:left="720" w:hanging="360"/>
+      </w:pPr>
+    </w:lvl>
+    <w:lvl w:ilvl="1" w:tplc="FFFFFFFF" w:tentative="1">
+      <w:start w:val="1"/>
+      <w:numFmt w:val="lowerLetter"/>
+      <w:lvlText w:val="%2."/>
+      <w:lvlJc w:val="left"/>
+      <w:pPr>
+        <w:ind w:left="1440" w:hanging="360"/>
+      </w:pPr>
+    </w:lvl>
+    <w:lvl w:ilvl="2" w:tplc="FFFFFFFF" w:tentative="1">
+      <w:start w:val="1"/>
+      <w:numFmt w:val="lowerRoman"/>
+      <w:lvlText w:val="%3."/>
+      <w:lvlJc w:val="right"/>
+      <w:pPr>
+        <w:ind w:left="2160" w:hanging="180"/>
+      </w:pPr>
+    </w:lvl>
+    <w:lvl w:ilvl="3" w:tplc="FFFFFFFF" w:tentative="1">
+      <w:start w:val="1"/>
+      <w:numFmt w:val="decimal"/>
+      <w:lvlText w:val="%4."/>
+      <w:lvlJc w:val="left"/>
+      <w:pPr>
+        <w:ind w:left="2880" w:hanging="360"/>
+      </w:pPr>
+    </w:lvl>
+    <w:lvl w:ilvl="4" w:tplc="FFFFFFFF" w:tentative="1">
+      <w:start w:val="1"/>
+      <w:numFmt w:val="lowerLetter"/>
+      <w:lvlText w:val="%5."/>
+      <w:lvlJc w:val="left"/>
+      <w:pPr>
+        <w:ind w:left="3600" w:hanging="360"/>
+      </w:pPr>
+    </w:lvl>
+    <w:lvl w:ilvl="5" w:tplc="FFFFFFFF" w:tentative="1">
+      <w:start w:val="1"/>
+      <w:numFmt w:val="lowerRoman"/>
+      <w:lvlText w:val="%6."/>
+      <w:lvlJc w:val="right"/>
+      <w:pPr>
+        <w:ind w:left="4320" w:hanging="180"/>
+      </w:pPr>
+    </w:lvl>
+    <w:lvl w:ilvl="6" w:tplc="FFFFFFFF" w:tentative="1">
+      <w:start w:val="1"/>
+      <w:numFmt w:val="decimal"/>
+      <w:lvlText w:val="%7."/>
+      <w:lvlJc w:val="left"/>
+      <w:pPr>
+        <w:ind w:left="5040" w:hanging="360"/>
+      </w:pPr>
+    </w:lvl>
+    <w:lvl w:ilvl="7" w:tplc="FFFFFFFF" w:tentative="1">
+      <w:start w:val="1"/>
+      <w:numFmt w:val="lowerLetter"/>
+      <w:lvlText w:val="%8."/>
+      <w:lvlJc w:val="left"/>
+      <w:pPr>
+        <w:ind w:left="5760" w:hanging="360"/>
+      </w:pPr>
+    </w:lvl>
+    <w:lvl w:ilvl="8" w:tplc="FFFFFFFF" w:tentative="1">
+      <w:start w:val="1"/>
+      <w:numFmt w:val="lowerRoman"/>
+      <w:lvlText w:val="%9."/>
+      <w:lvlJc w:val="right"/>
+      <w:pPr>
+        <w:ind w:left="6480" w:hanging="180"/>
+      </w:pPr>
+    </w:lvl>
+  </w:abstractNum>
   <w:num w:numId="1" w16cid:durableId="1806041798">
     <w:abstractNumId w:val="1"/>
   </w:num>
   <w:num w:numId="2" w16cid:durableId="1845049798">
     <w:abstractNumId w:val="0"/>
+  </w:num>
+  <w:num w:numId="3" w16cid:durableId="1268730876">
+    <w:abstractNumId w:val="2"/>
   </w:num>
 </w:numbering>
 </file>

--- a/Docs/orientacao.docx
+++ b/Docs/orientacao.docx
@@ -354,6 +354,113 @@
           <w:lang w:val="pt-PT"/>
         </w:rPr>
       </w:pPr>
+      <w:r>
+        <w:rPr>
+          <w:noProof/>
+        </w:rPr>
+        <w:lastRenderedPageBreak/>
+        <w:drawing>
+          <wp:inline distT="0" distB="0" distL="0" distR="0" wp14:anchorId="77B3E0E7" wp14:editId="4A1E4804">
+            <wp:extent cx="5612130" cy="3865880"/>
+            <wp:effectExtent l="0" t="0" r="7620" b="1270"/>
+            <wp:docPr id="1451207149" name="Imagem 2"/>
+            <wp:cNvGraphicFramePr>
+              <a:graphicFrameLocks xmlns:a="http://schemas.openxmlformats.org/drawingml/2006/main" noChangeAspect="1"/>
+            </wp:cNvGraphicFramePr>
+            <a:graphic xmlns:a="http://schemas.openxmlformats.org/drawingml/2006/main">
+              <a:graphicData uri="http://schemas.openxmlformats.org/drawingml/2006/picture">
+                <pic:pic xmlns:pic="http://schemas.openxmlformats.org/drawingml/2006/picture">
+                  <pic:nvPicPr>
+                    <pic:cNvPr id="0" name="Picture 2"/>
+                    <pic:cNvPicPr>
+                      <a:picLocks noChangeAspect="1" noChangeArrowheads="1"/>
+                    </pic:cNvPicPr>
+                  </pic:nvPicPr>
+                  <pic:blipFill>
+                    <a:blip r:embed="rId6">
+                      <a:extLst>
+                        <a:ext uri="{28A0092B-C50C-407E-A947-70E740481C1C}">
+                          <a14:useLocalDpi xmlns:a14="http://schemas.microsoft.com/office/drawing/2010/main" val="0"/>
+                        </a:ext>
+                      </a:extLst>
+                    </a:blip>
+                    <a:srcRect/>
+                    <a:stretch>
+                      <a:fillRect/>
+                    </a:stretch>
+                  </pic:blipFill>
+                  <pic:spPr bwMode="auto">
+                    <a:xfrm>
+                      <a:off x="0" y="0"/>
+                      <a:ext cx="5612130" cy="3865880"/>
+                    </a:xfrm>
+                    <a:prstGeom prst="rect">
+                      <a:avLst/>
+                    </a:prstGeom>
+                    <a:noFill/>
+                    <a:ln>
+                      <a:noFill/>
+                    </a:ln>
+                  </pic:spPr>
+                </pic:pic>
+              </a:graphicData>
+            </a:graphic>
+          </wp:inline>
+        </w:drawing>
+      </w:r>
+      <w:r>
+        <w:rPr>
+          <w:noProof/>
+        </w:rPr>
+        <w:drawing>
+          <wp:inline distT="0" distB="0" distL="0" distR="0" wp14:anchorId="4AC7F4FB" wp14:editId="5C8C1B2F">
+            <wp:extent cx="5612130" cy="3144520"/>
+            <wp:effectExtent l="0" t="0" r="7620" b="0"/>
+            <wp:docPr id="1175283907" name="Imagem 1"/>
+            <wp:cNvGraphicFramePr>
+              <a:graphicFrameLocks xmlns:a="http://schemas.openxmlformats.org/drawingml/2006/main" noChangeAspect="1"/>
+            </wp:cNvGraphicFramePr>
+            <a:graphic xmlns:a="http://schemas.openxmlformats.org/drawingml/2006/main">
+              <a:graphicData uri="http://schemas.openxmlformats.org/drawingml/2006/picture">
+                <pic:pic xmlns:pic="http://schemas.openxmlformats.org/drawingml/2006/picture">
+                  <pic:nvPicPr>
+                    <pic:cNvPr id="0" name="Picture 1"/>
+                    <pic:cNvPicPr>
+                      <a:picLocks noChangeAspect="1" noChangeArrowheads="1"/>
+                    </pic:cNvPicPr>
+                  </pic:nvPicPr>
+                  <pic:blipFill>
+                    <a:blip r:embed="rId7">
+                      <a:extLst>
+                        <a:ext uri="{28A0092B-C50C-407E-A947-70E740481C1C}">
+                          <a14:useLocalDpi xmlns:a14="http://schemas.microsoft.com/office/drawing/2010/main" val="0"/>
+                        </a:ext>
+                      </a:extLst>
+                    </a:blip>
+                    <a:srcRect/>
+                    <a:stretch>
+                      <a:fillRect/>
+                    </a:stretch>
+                  </pic:blipFill>
+                  <pic:spPr bwMode="auto">
+                    <a:xfrm>
+                      <a:off x="0" y="0"/>
+                      <a:ext cx="5612130" cy="3144520"/>
+                    </a:xfrm>
+                    <a:prstGeom prst="rect">
+                      <a:avLst/>
+                    </a:prstGeom>
+                    <a:noFill/>
+                    <a:ln>
+                      <a:noFill/>
+                    </a:ln>
+                  </pic:spPr>
+                </pic:pic>
+              </a:graphicData>
+            </a:graphic>
+          </wp:inline>
+        </w:drawing>
+      </w:r>
     </w:p>
     <w:p>
       <w:pPr>

--- a/Docs/orientacao.docx
+++ b/Docs/orientacao.docx
@@ -658,6 +658,87 @@
     </w:p>
     <w:p>
       <w:pPr>
+        <w:jc w:val="center"/>
+        <w:rPr>
+          <w:b/>
+          <w:bCs/>
+          <w:sz w:val="40"/>
+          <w:szCs w:val="40"/>
+          <w:lang w:val="pt-PT"/>
+        </w:rPr>
+      </w:pPr>
+      <w:r>
+        <w:rPr>
+          <w:b/>
+          <w:bCs/>
+          <w:sz w:val="40"/>
+          <w:szCs w:val="40"/>
+          <w:lang w:val="pt-PT"/>
+        </w:rPr>
+        <w:t>PRÓXIMO PASSOS</w:t>
+      </w:r>
+    </w:p>
+    <w:p>
+      <w:pPr>
+        <w:pStyle w:val="PargrafodaLista"/>
+        <w:numPr>
+          <w:ilvl w:val="0"/>
+          <w:numId w:val="4"/>
+        </w:numPr>
+        <w:rPr>
+          <w:b/>
+          <w:bCs/>
+          <w:sz w:val="28"/>
+          <w:szCs w:val="28"/>
+          <w:lang w:val="pt-PT"/>
+        </w:rPr>
+      </w:pPr>
+      <w:r>
+        <w:rPr>
+          <w:b/>
+          <w:bCs/>
+          <w:sz w:val="28"/>
+          <w:szCs w:val="28"/>
+          <w:lang w:val="pt-PT"/>
+        </w:rPr>
+        <w:t>MUITOS EXERCÍCIOS</w:t>
+      </w:r>
+    </w:p>
+    <w:p>
+      <w:pPr>
+        <w:pStyle w:val="PargrafodaLista"/>
+        <w:numPr>
+          <w:ilvl w:val="0"/>
+          <w:numId w:val="4"/>
+        </w:numPr>
+        <w:rPr>
+          <w:b/>
+          <w:bCs/>
+          <w:sz w:val="28"/>
+          <w:szCs w:val="28"/>
+          <w:lang w:val="pt-PT"/>
+        </w:rPr>
+      </w:pPr>
+      <w:r>
+        <w:rPr>
+          <w:b/>
+          <w:bCs/>
+          <w:sz w:val="28"/>
+          <w:szCs w:val="28"/>
+          <w:lang w:val="pt-PT"/>
+        </w:rPr>
+        <w:t>APROFUNDAR SOBRE FUNÇÕES</w:t>
+      </w:r>
+    </w:p>
+    <w:p>
+      <w:pPr>
+        <w:rPr>
+          <w:lang w:val="pt-PT"/>
+        </w:rPr>
+      </w:pPr>
+    </w:p>
+    <w:p>
+      <w:pPr>
         <w:rPr>
           <w:lang w:val="pt-PT"/>
         </w:rPr>
@@ -1093,6 +1174,95 @@
       </w:pPr>
     </w:lvl>
   </w:abstractNum>
+  <w:abstractNum w:abstractNumId="3" w15:restartNumberingAfterBreak="0">
+    <w:nsid w:val="58C66DFD"/>
+    <w:multiLevelType w:val="hybridMultilevel"/>
+    <w:tmpl w:val="85885C0E"/>
+    <w:lvl w:ilvl="0" w:tplc="0C00000F">
+      <w:start w:val="1"/>
+      <w:numFmt w:val="decimal"/>
+      <w:lvlText w:val="%1."/>
+      <w:lvlJc w:val="left"/>
+      <w:pPr>
+        <w:ind w:left="720" w:hanging="360"/>
+      </w:pPr>
+      <w:rPr>
+        <w:rFonts w:hint="default"/>
+      </w:rPr>
+    </w:lvl>
+    <w:lvl w:ilvl="1" w:tplc="0C000019" w:tentative="1">
+      <w:start w:val="1"/>
+      <w:numFmt w:val="lowerLetter"/>
+      <w:lvlText w:val="%2."/>
+      <w:lvlJc w:val="left"/>
+      <w:pPr>
+        <w:ind w:left="1440" w:hanging="360"/>
+      </w:pPr>
+    </w:lvl>
+    <w:lvl w:ilvl="2" w:tplc="0C00001B" w:tentative="1">
+      <w:start w:val="1"/>
+      <w:numFmt w:val="lowerRoman"/>
+      <w:lvlText w:val="%3."/>
+      <w:lvlJc w:val="right"/>
+      <w:pPr>
+        <w:ind w:left="2160" w:hanging="180"/>
+      </w:pPr>
+    </w:lvl>
+    <w:lvl w:ilvl="3" w:tplc="0C00000F" w:tentative="1">
+      <w:start w:val="1"/>
+      <w:numFmt w:val="decimal"/>
+      <w:lvlText w:val="%4."/>
+      <w:lvlJc w:val="left"/>
+      <w:pPr>
+        <w:ind w:left="2880" w:hanging="360"/>
+      </w:pPr>
+    </w:lvl>
+    <w:lvl w:ilvl="4" w:tplc="0C000019" w:tentative="1">
+      <w:start w:val="1"/>
+      <w:numFmt w:val="lowerLetter"/>
+      <w:lvlText w:val="%5."/>
+      <w:lvlJc w:val="left"/>
+      <w:pPr>
+        <w:ind w:left="3600" w:hanging="360"/>
+      </w:pPr>
+    </w:lvl>
+    <w:lvl w:ilvl="5" w:tplc="0C00001B" w:tentative="1">
+      <w:start w:val="1"/>
+      <w:numFmt w:val="lowerRoman"/>
+      <w:lvlText w:val="%6."/>
+      <w:lvlJc w:val="right"/>
+      <w:pPr>
+        <w:ind w:left="4320" w:hanging="180"/>
+      </w:pPr>
+    </w:lvl>
+    <w:lvl w:ilvl="6" w:tplc="0C00000F" w:tentative="1">
+      <w:start w:val="1"/>
+      <w:numFmt w:val="decimal"/>
+      <w:lvlText w:val="%7."/>
+      <w:lvlJc w:val="left"/>
+      <w:pPr>
+        <w:ind w:left="5040" w:hanging="360"/>
+      </w:pPr>
+    </w:lvl>
+    <w:lvl w:ilvl="7" w:tplc="0C000019" w:tentative="1">
+      <w:start w:val="1"/>
+      <w:numFmt w:val="lowerLetter"/>
+      <w:lvlText w:val="%8."/>
+      <w:lvlJc w:val="left"/>
+      <w:pPr>
+        <w:ind w:left="5760" w:hanging="360"/>
+      </w:pPr>
+    </w:lvl>
+    <w:lvl w:ilvl="8" w:tplc="0C00001B" w:tentative="1">
+      <w:start w:val="1"/>
+      <w:numFmt w:val="lowerRoman"/>
+      <w:lvlText w:val="%9."/>
+      <w:lvlJc w:val="right"/>
+      <w:pPr>
+        <w:ind w:left="6480" w:hanging="180"/>
+      </w:pPr>
+    </w:lvl>
+  </w:abstractNum>
   <w:num w:numId="1" w16cid:durableId="1806041798">
     <w:abstractNumId w:val="1"/>
   </w:num>
@@ -1101,6 +1271,9 @@
   </w:num>
   <w:num w:numId="3" w16cid:durableId="1268730876">
     <w:abstractNumId w:val="2"/>
+  </w:num>
+  <w:num w:numId="4" w16cid:durableId="172957615">
+    <w:abstractNumId w:val="3"/>
   </w:num>
 </w:numbering>
 </file>

--- a/Docs/orientacao.docx
+++ b/Docs/orientacao.docx
@@ -738,6 +738,625 @@
       </w:pPr>
     </w:p>
     <w:p>
+      <w:r>
+        <w:br/>
+      </w:r>
+      <w:r>
+        <w:t>fundamentos um pouco mais avançados</w:t>
+      </w:r>
+      <w:r>
+        <w:t>você tem outros conceitos a estudar</w:t>
+      </w:r>
+      <w:r>
+        <w:t>:</w:t>
+      </w:r>
+    </w:p>
+    <w:p>
+      <w:pPr>
+        <w:pStyle w:val="PargrafodaLista"/>
+        <w:numPr>
+          <w:ilvl w:val="0"/>
+          <w:numId w:val="5"/>
+        </w:numPr>
+        <w:rPr>
+          <w:b/>
+          <w:bCs/>
+          <w:sz w:val="28"/>
+          <w:szCs w:val="28"/>
+        </w:rPr>
+      </w:pPr>
+      <w:r>
+        <w:rPr>
+          <w:b/>
+          <w:bCs/>
+          <w:sz w:val="28"/>
+          <w:szCs w:val="28"/>
+        </w:rPr>
+        <w:t xml:space="preserve">arrow functions, </w:t>
+      </w:r>
+    </w:p>
+    <w:p>
+      <w:pPr>
+        <w:pStyle w:val="PargrafodaLista"/>
+        <w:numPr>
+          <w:ilvl w:val="0"/>
+          <w:numId w:val="5"/>
+        </w:numPr>
+        <w:rPr>
+          <w:b/>
+          <w:bCs/>
+          <w:sz w:val="28"/>
+          <w:szCs w:val="28"/>
+        </w:rPr>
+      </w:pPr>
+      <w:r>
+        <w:rPr>
+          <w:b/>
+          <w:bCs/>
+          <w:sz w:val="28"/>
+          <w:szCs w:val="28"/>
+        </w:rPr>
+        <w:t xml:space="preserve">callbacks, </w:t>
+      </w:r>
+    </w:p>
+    <w:p>
+      <w:pPr>
+        <w:pStyle w:val="PargrafodaLista"/>
+        <w:numPr>
+          <w:ilvl w:val="0"/>
+          <w:numId w:val="5"/>
+        </w:numPr>
+        <w:rPr>
+          <w:b/>
+          <w:bCs/>
+          <w:sz w:val="28"/>
+          <w:szCs w:val="28"/>
+        </w:rPr>
+      </w:pPr>
+      <w:r>
+        <w:rPr>
+          <w:b/>
+          <w:bCs/>
+          <w:sz w:val="28"/>
+          <w:szCs w:val="28"/>
+        </w:rPr>
+        <w:t xml:space="preserve">funções anônimas, </w:t>
+      </w:r>
+    </w:p>
+    <w:p>
+      <w:pPr>
+        <w:pStyle w:val="PargrafodaLista"/>
+        <w:numPr>
+          <w:ilvl w:val="0"/>
+          <w:numId w:val="5"/>
+        </w:numPr>
+        <w:rPr>
+          <w:b/>
+          <w:bCs/>
+          <w:sz w:val="28"/>
+          <w:szCs w:val="28"/>
+        </w:rPr>
+      </w:pPr>
+      <w:r>
+        <w:rPr>
+          <w:b/>
+          <w:bCs/>
+          <w:sz w:val="28"/>
+          <w:szCs w:val="28"/>
+        </w:rPr>
+        <w:t>as iife,</w:t>
+      </w:r>
+    </w:p>
+    <w:p>
+      <w:pPr>
+        <w:pStyle w:val="PargrafodaLista"/>
+        <w:numPr>
+          <w:ilvl w:val="0"/>
+          <w:numId w:val="5"/>
+        </w:numPr>
+        <w:rPr>
+          <w:b/>
+          <w:bCs/>
+          <w:sz w:val="28"/>
+          <w:szCs w:val="28"/>
+        </w:rPr>
+      </w:pPr>
+      <w:r>
+        <w:rPr>
+          <w:b/>
+          <w:bCs/>
+          <w:sz w:val="28"/>
+          <w:szCs w:val="28"/>
+        </w:rPr>
+        <w:t>JavaScript funcional,</w:t>
+      </w:r>
+    </w:p>
+    <w:p>
+      <w:pPr>
+        <w:pStyle w:val="PargrafodaLista"/>
+        <w:numPr>
+          <w:ilvl w:val="0"/>
+          <w:numId w:val="5"/>
+        </w:numPr>
+        <w:rPr>
+          <w:b/>
+          <w:bCs/>
+          <w:sz w:val="28"/>
+          <w:szCs w:val="28"/>
+        </w:rPr>
+      </w:pPr>
+      <w:r>
+        <w:rPr>
+          <w:b/>
+          <w:bCs/>
+          <w:sz w:val="28"/>
+          <w:szCs w:val="28"/>
+        </w:rPr>
+        <w:t>Objetos (declarar e utilizar objetos)</w:t>
+      </w:r>
+    </w:p>
+    <w:p>
+      <w:pPr>
+        <w:pStyle w:val="PargrafodaLista"/>
+        <w:numPr>
+          <w:ilvl w:val="0"/>
+          <w:numId w:val="5"/>
+        </w:numPr>
+        <w:rPr>
+          <w:sz w:val="28"/>
+          <w:szCs w:val="28"/>
+        </w:rPr>
+      </w:pPr>
+      <w:r>
+        <w:rPr>
+          <w:b/>
+          <w:bCs/>
+          <w:sz w:val="28"/>
+          <w:szCs w:val="28"/>
+        </w:rPr>
+        <w:t>M</w:t>
+      </w:r>
+      <w:r>
+        <w:rPr>
+          <w:b/>
+          <w:bCs/>
+          <w:sz w:val="28"/>
+          <w:szCs w:val="28"/>
+        </w:rPr>
+        <w:t>odularização</w:t>
+      </w:r>
+      <w:r>
+        <w:rPr>
+          <w:b/>
+          <w:bCs/>
+          <w:sz w:val="28"/>
+          <w:szCs w:val="28"/>
+        </w:rPr>
+        <w:t xml:space="preserve"> </w:t>
+      </w:r>
+      <w:r>
+        <w:rPr>
+          <w:sz w:val="28"/>
+          <w:szCs w:val="28"/>
+        </w:rPr>
+        <w:t>(</w:t>
+      </w:r>
+      <w:r>
+        <w:rPr>
+          <w:sz w:val="28"/>
+          <w:szCs w:val="28"/>
+        </w:rPr>
+        <w:t>pra você modularizar o seu código, deixar código separado em arquivos separados,</w:t>
+      </w:r>
+      <w:r>
+        <w:rPr>
+          <w:sz w:val="28"/>
+          <w:szCs w:val="28"/>
+        </w:rPr>
+        <w:t xml:space="preserve"> </w:t>
+      </w:r>
+      <w:r>
+        <w:rPr>
+          <w:sz w:val="28"/>
+          <w:szCs w:val="28"/>
+        </w:rPr>
+        <w:t>reutilizar códigos utilizando JavaScript</w:t>
+      </w:r>
+      <w:r>
+        <w:rPr>
+          <w:sz w:val="28"/>
+          <w:szCs w:val="28"/>
+        </w:rPr>
+        <w:t>)</w:t>
+      </w:r>
+    </w:p>
+    <w:p>
+      <w:pPr>
+        <w:pStyle w:val="PargrafodaLista"/>
+        <w:numPr>
+          <w:ilvl w:val="0"/>
+          <w:numId w:val="5"/>
+        </w:numPr>
+        <w:rPr>
+          <w:b/>
+          <w:bCs/>
+          <w:sz w:val="28"/>
+          <w:szCs w:val="28"/>
+        </w:rPr>
+      </w:pPr>
+      <w:r>
+        <w:rPr>
+          <w:b/>
+          <w:bCs/>
+          <w:sz w:val="28"/>
+          <w:szCs w:val="28"/>
+        </w:rPr>
+        <w:t>E</w:t>
+      </w:r>
+      <w:r>
+        <w:rPr>
+          <w:b/>
+          <w:bCs/>
+          <w:sz w:val="28"/>
+          <w:szCs w:val="28"/>
+        </w:rPr>
+        <w:t>xpressões regulares,</w:t>
+      </w:r>
+      <w:r>
+        <w:rPr>
+          <w:b/>
+          <w:bCs/>
+          <w:sz w:val="28"/>
+          <w:szCs w:val="28"/>
+        </w:rPr>
+        <w:t xml:space="preserve"> </w:t>
+      </w:r>
+      <w:r>
+        <w:rPr>
+          <w:sz w:val="28"/>
+          <w:szCs w:val="28"/>
+        </w:rPr>
+        <w:t>(</w:t>
+      </w:r>
+      <w:r>
+        <w:rPr>
+          <w:sz w:val="28"/>
+          <w:szCs w:val="28"/>
+        </w:rPr>
+        <w:t>JavaScript também tem compatibilidade com expressões regulares</w:t>
+      </w:r>
+      <w:r>
+        <w:rPr>
+          <w:sz w:val="28"/>
+          <w:szCs w:val="28"/>
+        </w:rPr>
+        <w:t xml:space="preserve"> p</w:t>
+      </w:r>
+      <w:r>
+        <w:rPr>
+          <w:sz w:val="28"/>
+          <w:szCs w:val="28"/>
+        </w:rPr>
+        <w:t>ara validação de dados também é uma maravilha, economiza muito tempo e código.</w:t>
+      </w:r>
+      <w:r>
+        <w:rPr>
+          <w:sz w:val="28"/>
+          <w:szCs w:val="28"/>
+        </w:rPr>
+        <w:t>)</w:t>
+      </w:r>
+    </w:p>
+    <w:p>
+      <w:pPr>
+        <w:pStyle w:val="PargrafodaLista"/>
+        <w:numPr>
+          <w:ilvl w:val="0"/>
+          <w:numId w:val="5"/>
+        </w:numPr>
+        <w:rPr>
+          <w:b/>
+          <w:bCs/>
+          <w:sz w:val="28"/>
+          <w:szCs w:val="28"/>
+        </w:rPr>
+      </w:pPr>
+      <w:r>
+        <w:rPr>
+          <w:b/>
+          <w:bCs/>
+          <w:sz w:val="28"/>
+          <w:szCs w:val="28"/>
+        </w:rPr>
+        <w:t>J</w:t>
+      </w:r>
+      <w:r>
+        <w:rPr>
+          <w:b/>
+          <w:bCs/>
+          <w:sz w:val="28"/>
+          <w:szCs w:val="28"/>
+        </w:rPr>
+        <w:t>SON</w:t>
+      </w:r>
+      <w:r>
+        <w:rPr>
+          <w:b/>
+          <w:bCs/>
+          <w:sz w:val="28"/>
+          <w:szCs w:val="28"/>
+        </w:rPr>
+        <w:t xml:space="preserve"> (</w:t>
+      </w:r>
+      <w:r>
+        <w:rPr>
+          <w:b/>
+          <w:bCs/>
+          <w:sz w:val="28"/>
+          <w:szCs w:val="28"/>
+        </w:rPr>
+        <w:t>JSON é meio que estrutura de objetoque você consegue transmitir dados, salvar dados localmente</w:t>
+      </w:r>
+      <w:r>
+        <w:rPr>
+          <w:b/>
+          <w:bCs/>
+          <w:sz w:val="28"/>
+          <w:szCs w:val="28"/>
+        </w:rPr>
+        <w:t>)</w:t>
+      </w:r>
+    </w:p>
+    <w:p>
+      <w:pPr>
+        <w:pStyle w:val="PargrafodaLista"/>
+        <w:numPr>
+          <w:ilvl w:val="0"/>
+          <w:numId w:val="5"/>
+        </w:numPr>
+        <w:rPr>
+          <w:b/>
+          <w:bCs/>
+          <w:sz w:val="28"/>
+          <w:szCs w:val="28"/>
+        </w:rPr>
+      </w:pPr>
+      <w:r>
+        <w:rPr>
+          <w:b/>
+          <w:bCs/>
+          <w:sz w:val="28"/>
+          <w:szCs w:val="28"/>
+        </w:rPr>
+        <w:t>AJAX</w:t>
+      </w:r>
+      <w:r>
+        <w:rPr>
+          <w:b/>
+          <w:bCs/>
+          <w:sz w:val="28"/>
+          <w:szCs w:val="28"/>
+        </w:rPr>
+        <w:t xml:space="preserve"> </w:t>
+      </w:r>
+      <w:r>
+        <w:rPr>
+          <w:sz w:val="28"/>
+          <w:szCs w:val="28"/>
+        </w:rPr>
+        <w:t xml:space="preserve">(é uma tecnologia onde </w:t>
+      </w:r>
+      <w:r>
+        <w:rPr>
+          <w:sz w:val="28"/>
+          <w:szCs w:val="28"/>
+        </w:rPr>
+        <w:t>você vai rolando e ele vai carregando os conteúdos para frente, não tem mais o avançar, passar página,</w:t>
+      </w:r>
+      <w:r>
+        <w:rPr>
+          <w:sz w:val="28"/>
+          <w:szCs w:val="28"/>
+        </w:rPr>
+        <w:t xml:space="preserve"> </w:t>
+      </w:r>
+      <w:r>
+        <w:rPr>
+          <w:sz w:val="28"/>
+          <w:szCs w:val="28"/>
+        </w:rPr>
+        <w:t xml:space="preserve">você vai </w:t>
+      </w:r>
+      <w:r>
+        <w:rPr>
+          <w:sz w:val="28"/>
+          <w:szCs w:val="28"/>
+        </w:rPr>
+        <w:lastRenderedPageBreak/>
+        <w:t>rolando quando ele chega no final da página carrega mais coisa,</w:t>
+      </w:r>
+      <w:r>
+        <w:rPr>
+          <w:sz w:val="28"/>
+          <w:szCs w:val="28"/>
+        </w:rPr>
+        <w:t xml:space="preserve"> </w:t>
+      </w:r>
+      <w:r>
+        <w:rPr>
+          <w:sz w:val="28"/>
+          <w:szCs w:val="28"/>
+        </w:rPr>
+        <w:t>Facebook é assim, o Google imagens é assim, o youtube é assim</w:t>
+      </w:r>
+      <w:r>
+        <w:rPr>
+          <w:sz w:val="28"/>
+          <w:szCs w:val="28"/>
+        </w:rPr>
+        <w:t>)</w:t>
+      </w:r>
+    </w:p>
+    <w:p>
+      <w:pPr>
+        <w:pStyle w:val="PargrafodaLista"/>
+        <w:numPr>
+          <w:ilvl w:val="0"/>
+          <w:numId w:val="5"/>
+        </w:numPr>
+        <w:rPr>
+          <w:b/>
+          <w:bCs/>
+          <w:sz w:val="28"/>
+          <w:szCs w:val="28"/>
+        </w:rPr>
+      </w:pPr>
+      <w:r>
+        <w:rPr>
+          <w:b/>
+          <w:bCs/>
+          <w:sz w:val="28"/>
+          <w:szCs w:val="28"/>
+        </w:rPr>
+        <w:t>Node.js</w:t>
+      </w:r>
+      <w:r>
+        <w:rPr>
+          <w:b/>
+          <w:bCs/>
+          <w:sz w:val="28"/>
+          <w:szCs w:val="28"/>
+        </w:rPr>
+        <w:t xml:space="preserve"> </w:t>
+      </w:r>
+      <w:r>
+        <w:rPr>
+          <w:sz w:val="28"/>
+          <w:szCs w:val="28"/>
+        </w:rPr>
+        <w:t>(</w:t>
+      </w:r>
+      <w:r>
+        <w:rPr>
+          <w:sz w:val="28"/>
+          <w:szCs w:val="28"/>
+        </w:rPr>
+        <w:t>para você conseguir fazer os seus scripts rodarem no servidor</w:t>
+      </w:r>
+      <w:r>
+        <w:rPr>
+          <w:sz w:val="28"/>
+          <w:szCs w:val="28"/>
+        </w:rPr>
+        <w:t>)</w:t>
+      </w:r>
+    </w:p>
+    <w:p>
+      <w:pPr>
+        <w:pStyle w:val="PargrafodaLista"/>
+        <w:numPr>
+          <w:ilvl w:val="0"/>
+          <w:numId w:val="5"/>
+        </w:numPr>
+        <w:rPr>
+          <w:sz w:val="28"/>
+          <w:szCs w:val="28"/>
+        </w:rPr>
+      </w:pPr>
+      <w:r>
+        <w:rPr>
+          <w:b/>
+          <w:bCs/>
+          <w:sz w:val="28"/>
+          <w:szCs w:val="28"/>
+        </w:rPr>
+        <w:t>F</w:t>
+      </w:r>
+      <w:r>
+        <w:rPr>
+          <w:b/>
+          <w:bCs/>
+          <w:sz w:val="28"/>
+          <w:szCs w:val="28"/>
+        </w:rPr>
+        <w:t>ramework</w:t>
+      </w:r>
+      <w:r>
+        <w:rPr>
+          <w:b/>
+          <w:bCs/>
+          <w:sz w:val="28"/>
+          <w:szCs w:val="28"/>
+        </w:rPr>
+        <w:t xml:space="preserve"> </w:t>
+      </w:r>
+      <w:r>
+        <w:rPr>
+          <w:sz w:val="28"/>
+          <w:szCs w:val="28"/>
+        </w:rPr>
+        <w:t>(</w:t>
+      </w:r>
+      <w:r>
+        <w:rPr>
+          <w:sz w:val="28"/>
+          <w:szCs w:val="28"/>
+        </w:rPr>
+        <w:t xml:space="preserve">aprender </w:t>
+      </w:r>
+      <w:r>
+        <w:rPr>
+          <w:b/>
+          <w:bCs/>
+          <w:sz w:val="28"/>
+          <w:szCs w:val="28"/>
+        </w:rPr>
+        <w:t>jQery, Vue.js, Angular</w:t>
+      </w:r>
+      <w:r>
+        <w:rPr>
+          <w:sz w:val="28"/>
+          <w:szCs w:val="28"/>
+        </w:rPr>
+        <w:t>)</w:t>
+      </w:r>
+    </w:p>
+    <w:p>
+      <w:pPr>
+        <w:rPr>
+          <w:sz w:val="28"/>
+          <w:szCs w:val="28"/>
+        </w:rPr>
+      </w:pPr>
+    </w:p>
+    <w:p>
+      <w:pPr>
+        <w:rPr>
+          <w:b/>
+          <w:bCs/>
+          <w:sz w:val="28"/>
+          <w:szCs w:val="28"/>
+        </w:rPr>
+      </w:pPr>
+    </w:p>
+    <w:p>
+      <w:pPr>
+        <w:rPr>
+          <w:b/>
+          <w:bCs/>
+          <w:sz w:val="28"/>
+          <w:szCs w:val="28"/>
+        </w:rPr>
+      </w:pPr>
+    </w:p>
+    <w:p>
+      <w:pPr>
+        <w:rPr>
+          <w:lang w:val="pt-PT"/>
+        </w:rPr>
+      </w:pPr>
+    </w:p>
+    <w:p>
       <w:pPr>
         <w:rPr>
           <w:lang w:val="pt-PT"/>
@@ -1263,6 +1882,119 @@
       </w:pPr>
     </w:lvl>
   </w:abstractNum>
+  <w:abstractNum w:abstractNumId="4" w15:restartNumberingAfterBreak="0">
+    <w:nsid w:val="6D453403"/>
+    <w:multiLevelType w:val="hybridMultilevel"/>
+    <w:tmpl w:val="051430FE"/>
+    <w:lvl w:ilvl="0" w:tplc="0C000001">
+      <w:start w:val="1"/>
+      <w:numFmt w:val="bullet"/>
+      <w:lvlText w:val=""/>
+      <w:lvlJc w:val="left"/>
+      <w:pPr>
+        <w:ind w:left="720" w:hanging="360"/>
+      </w:pPr>
+      <w:rPr>
+        <w:rFonts w:ascii="Symbol" w:hAnsi="Symbol" w:hint="default"/>
+      </w:rPr>
+    </w:lvl>
+    <w:lvl w:ilvl="1" w:tplc="0C000003" w:tentative="1">
+      <w:start w:val="1"/>
+      <w:numFmt w:val="bullet"/>
+      <w:lvlText w:val="o"/>
+      <w:lvlJc w:val="left"/>
+      <w:pPr>
+        <w:ind w:left="1440" w:hanging="360"/>
+      </w:pPr>
+      <w:rPr>
+        <w:rFonts w:ascii="Courier New" w:hAnsi="Courier New" w:cs="Courier New" w:hint="default"/>
+      </w:rPr>
+    </w:lvl>
+    <w:lvl w:ilvl="2" w:tplc="0C000005" w:tentative="1">
+      <w:start w:val="1"/>
+      <w:numFmt w:val="bullet"/>
+      <w:lvlText w:val=""/>
+      <w:lvlJc w:val="left"/>
+      <w:pPr>
+        <w:ind w:left="2160" w:hanging="360"/>
+      </w:pPr>
+      <w:rPr>
+        <w:rFonts w:ascii="Wingdings" w:hAnsi="Wingdings" w:hint="default"/>
+      </w:rPr>
+    </w:lvl>
+    <w:lvl w:ilvl="3" w:tplc="0C000001" w:tentative="1">
+      <w:start w:val="1"/>
+      <w:numFmt w:val="bullet"/>
+      <w:lvlText w:val=""/>
+      <w:lvlJc w:val="left"/>
+      <w:pPr>
+        <w:ind w:left="2880" w:hanging="360"/>
+      </w:pPr>
+      <w:rPr>
+        <w:rFonts w:ascii="Symbol" w:hAnsi="Symbol" w:hint="default"/>
+      </w:rPr>
+    </w:lvl>
+    <w:lvl w:ilvl="4" w:tplc="0C000003" w:tentative="1">
+      <w:start w:val="1"/>
+      <w:numFmt w:val="bullet"/>
+      <w:lvlText w:val="o"/>
+      <w:lvlJc w:val="left"/>
+      <w:pPr>
+        <w:ind w:left="3600" w:hanging="360"/>
+      </w:pPr>
+      <w:rPr>
+        <w:rFonts w:ascii="Courier New" w:hAnsi="Courier New" w:cs="Courier New" w:hint="default"/>
+      </w:rPr>
+    </w:lvl>
+    <w:lvl w:ilvl="5" w:tplc="0C000005" w:tentative="1">
+      <w:start w:val="1"/>
+      <w:numFmt w:val="bullet"/>
+      <w:lvlText w:val=""/>
+      <w:lvlJc w:val="left"/>
+      <w:pPr>
+        <w:ind w:left="4320" w:hanging="360"/>
+      </w:pPr>
+      <w:rPr>
+        <w:rFonts w:ascii="Wingdings" w:hAnsi="Wingdings" w:hint="default"/>
+      </w:rPr>
+    </w:lvl>
+    <w:lvl w:ilvl="6" w:tplc="0C000001" w:tentative="1">
+      <w:start w:val="1"/>
+      <w:numFmt w:val="bullet"/>
+      <w:lvlText w:val=""/>
+      <w:lvlJc w:val="left"/>
+      <w:pPr>
+        <w:ind w:left="5040" w:hanging="360"/>
+      </w:pPr>
+      <w:rPr>
+        <w:rFonts w:ascii="Symbol" w:hAnsi="Symbol" w:hint="default"/>
+      </w:rPr>
+    </w:lvl>
+    <w:lvl w:ilvl="7" w:tplc="0C000003" w:tentative="1">
+      <w:start w:val="1"/>
+      <w:numFmt w:val="bullet"/>
+      <w:lvlText w:val="o"/>
+      <w:lvlJc w:val="left"/>
+      <w:pPr>
+        <w:ind w:left="5760" w:hanging="360"/>
+      </w:pPr>
+      <w:rPr>
+        <w:rFonts w:ascii="Courier New" w:hAnsi="Courier New" w:cs="Courier New" w:hint="default"/>
+      </w:rPr>
+    </w:lvl>
+    <w:lvl w:ilvl="8" w:tplc="0C000005" w:tentative="1">
+      <w:start w:val="1"/>
+      <w:numFmt w:val="bullet"/>
+      <w:lvlText w:val=""/>
+      <w:lvlJc w:val="left"/>
+      <w:pPr>
+        <w:ind w:left="6480" w:hanging="360"/>
+      </w:pPr>
+      <w:rPr>
+        <w:rFonts w:ascii="Wingdings" w:hAnsi="Wingdings" w:hint="default"/>
+      </w:rPr>
+    </w:lvl>
+  </w:abstractNum>
   <w:num w:numId="1" w16cid:durableId="1806041798">
     <w:abstractNumId w:val="1"/>
   </w:num>
@@ -1274,6 +2006,9 @@
   </w:num>
   <w:num w:numId="4" w16cid:durableId="172957615">
     <w:abstractNumId w:val="3"/>
+  </w:num>
+  <w:num w:numId="5" w16cid:durableId="1140079262">
+    <w:abstractNumId w:val="4"/>
   </w:num>
 </w:numbering>
 </file>
@@ -1881,7 +2616,6 @@
   <w:style w:type="character" w:default="1" w:styleId="Fontepargpadro">
     <w:name w:val="Default Paragraph Font"/>
     <w:uiPriority w:val="1"/>
-    <w:semiHidden/>
     <w:unhideWhenUsed/>
   </w:style>
   <w:style w:type="table" w:default="1" w:styleId="Tabelanormal">
